--- a/public/IEEE-Copyright-Form-ShieldIntern.docx
+++ b/public/IEEE-Copyright-Form-ShieldIntern.docx
@@ -212,7 +212,7 @@
                 <w:color w:val="0F172A"/>
                 <w:sz w:val="17"/>
               </w:rPr>
-              <w:t>Soham Jadhav, Amey Bauchkar</w:t>
+              <w:t>Soham Jadhav, Harsh Sawant, Aryan Talpade, Arham Ansari</w:t>
             </w:r>
           </w:p>
         </w:tc>
@@ -302,7 +302,7 @@
                 <w:color w:val="0F172A"/>
                 <w:sz w:val="17"/>
               </w:rPr>
-              <w:t>Department of Computer Engineering &amp; Department of Information Technology, University of Mumbai, Maharashtra, India</w:t>
+              <w:t>Department of Computer Engineering, University of Mumbai, Maharashtra, India</w:t>
             </w:r>
           </w:p>
         </w:tc>
@@ -599,7 +599,7 @@
               <w:rPr>
                 <w:sz w:val="17"/>
               </w:rPr>
-              <w:t>Authority to Execute: The signatory warrants that they are authorized by all co-authors (Soham Jadhav, Amey Bauchkar) to execute this copyright transfer on their collective behalf.</w:t>
+              <w:t>Authority to Execute: The signatory warrants that they are authorized by all co-authors (Soham Jadhav, Harsh Sawant, Aryan Talpade, Arham Ansari) to execute this copyright transfer on their collective behalf.</w:t>
             </w:r>
           </w:p>
         </w:tc>
